--- a/docs/INDEPENDENT CONTRACTOR AGREEMENT.docx
+++ b/docs/INDEPENDENT CONTRACTOR AGREEMENT.docx
@@ -59,7 +59,7 @@
           <w:u w:val="single"/>
           <w:rtl w:val="0"/>
         </w:rPr>
-        <w:t xml:space="preserve">Raleigh Concrete Group</w:t>
+        <w:t xml:space="preserve">Springfield Concrete Group</w:t>
       </w:r>
       <w:r>
         <w:rPr>
@@ -698,7 +698,7 @@
         <w:rPr>
           <w:rtl w:val="0"/>
         </w:rPr>
-        <w:t xml:space="preserve">This Agreement shall be governed by the laws of the State of North Carolina.</w:t>
+        <w:t xml:space="preserve">This Agreement shall be governed by the laws of the State of Illinois.</w:t>
       </w:r>
     </w:p>
     <w:p>
@@ -840,7 +840,7 @@
           <w:u w:val="single"/>
           <w:rtl w:val="0"/>
         </w:rPr>
-        <w:t xml:space="preserve">Raleigh Concrete Group</w:t>
+        <w:t xml:space="preserve">Springfield Concrete Group</w:t>
       </w:r>
     </w:p>
     <w:p>
